--- a/species_submission/submission_form_templates/01-species-submission_v1.3.docx
+++ b/species_submission/submission_form_templates/01-species-submission_v1.3.docx
@@ -92,7 +92,19 @@
           <w:szCs w:val="36"/>
           <w:lang w:val="en-US"/>
         </w:rPr>
-        <w:t>orm</w:t>
+        <w:t>or</w:t>
+      </w:r>
+      <w:r>
+        <w:rPr>
+          <w:rFonts w:ascii="Lato" w:hAnsi="Lato"/>
+          <w:b/>
+          <w:bCs/>
+          <w:color w:val="065B64"/>
+          <w:sz w:val="36"/>
+          <w:szCs w:val="36"/>
+          <w:lang w:val="en-US"/>
+        </w:rPr>
+        <w:t>m</w:t>
       </w:r>
     </w:p>
     <w:p>
@@ -199,6 +211,26 @@
     <w:p>
       <w:pPr>
         <w:spacing w:after="0"/>
+        <w:jc w:val="center"/>
+        <w:rPr>
+          <w:rFonts w:ascii="Lato" w:hAnsi="Lato"/>
+          <w:sz w:val="22"/>
+          <w:szCs w:val="22"/>
+        </w:rPr>
+      </w:pPr>
+      <w:r>
+        <w:rPr>
+          <w:rFonts w:ascii="Lato" w:hAnsi="Lato"/>
+          <w:sz w:val="22"/>
+          <w:szCs w:val="22"/>
+        </w:rPr>
+        <w:t>Form version 1.3</w:t>
+      </w:r>
+    </w:p>
+    <w:p>
+      <w:pPr>
+        <w:spacing w:after="0"/>
+        <w:jc w:val="center"/>
         <w:rPr>
           <w:rFonts w:ascii="Lato" w:hAnsi="Lato"/>
           <w:sz w:val="22"/>
@@ -4054,10 +4086,7 @@
       <w:t xml:space="preserve"> </w:t>
     </w:r>
     <w:r>
-      <w:t xml:space="preserve">     version 1.</w:t>
-    </w:r>
-    <w:r>
-      <w:t>3</w:t>
+      <w:t xml:space="preserve">     </w:t>
     </w:r>
   </w:p>
   <w:p>
@@ -7675,6 +7704,7 @@
     <w:rsid w:val="00651D01"/>
     <w:rsid w:val="0068719A"/>
     <w:rsid w:val="006B688E"/>
+    <w:rsid w:val="006C60ED"/>
     <w:rsid w:val="006E580A"/>
     <w:rsid w:val="007423EA"/>
     <w:rsid w:val="00785DDF"/>
@@ -7694,6 +7724,7 @@
     <w:rsid w:val="00A95290"/>
     <w:rsid w:val="00AA779B"/>
     <w:rsid w:val="00AE3AA6"/>
+    <w:rsid w:val="00B40E35"/>
     <w:rsid w:val="00B5359B"/>
     <w:rsid w:val="00B65D4F"/>
     <w:rsid w:val="00B75265"/>
@@ -7710,6 +7741,7 @@
     <w:rsid w:val="00D43FDA"/>
     <w:rsid w:val="00DC587F"/>
     <w:rsid w:val="00EB577F"/>
+    <w:rsid w:val="00FE3CBD"/>
     <w:rsid w:val="00FF3794"/>
   </w:rsids>
   <m:mathPr>
